--- a/projekt.docx
+++ b/projekt.docx
@@ -1083,6 +1083,9 @@
       </w:r>
       <w:r>
         <w:t xml:space="preserve"> </w:t>
+      </w:r>
+      <w:r>
+        <w:t>versuch</w:t>
       </w:r>
     </w:p>
     <w:p>

--- a/projekt.docx
+++ b/projekt.docx
@@ -1083,9 +1083,6 @@
       </w:r>
       <w:r>
         <w:t xml:space="preserve"> </w:t>
-      </w:r>
-      <w:r>
-        <w:t>versuch</w:t>
       </w:r>
     </w:p>
     <w:p>

--- a/projekt.docx
+++ b/projekt.docx
@@ -1083,6 +1083,9 @@
       </w:r>
       <w:r>
         <w:t xml:space="preserve"> </w:t>
+      </w:r>
+      <w:r>
+        <w:t xml:space="preserve"> mal schauen</w:t>
       </w:r>
     </w:p>
     <w:p>
